--- a/Doc/questionsAuxExperts.docx
+++ b/Doc/questionsAuxExperts.docx
@@ -31,6 +31,9 @@
       <w:r>
         <w:t xml:space="preserve">Dans l’analyse de la rentabilité, dois-je prendre en compte l’achat du </w:t>
       </w:r>
+      <w:r>
+        <w:t>cluster Nutanix et des autres éléments réseaux ?</w:t>
+      </w:r>
     </w:p>
     <w:p>
       <w:pPr>
@@ -41,7 +44,13 @@
         </w:numPr>
       </w:pPr>
       <w:r>
-        <w:t>Dans la conception, j’ai de la peine à interprété ce qui est demandé concernant le point « 3.3 Plan d’intégration système ». Est-ce que cela implique de recréer les schémas réseau et physique de l’</w:t>
+        <w:t>Dans la conception, j’ai de la peine à interprét</w:t>
+      </w:r>
+      <w:r>
+        <w:t>er</w:t>
+      </w:r>
+      <w:r>
+        <w:t xml:space="preserve"> ce qui est demandé concernant le point « 3.3 Plan d’intégration système ». Est-ce que cela implique de recréer les schémas réseau et physique de l’</w:t>
       </w:r>
       <w:proofErr w:type="spellStart"/>
       <w:r>
@@ -50,6 +59,26 @@
       <w:proofErr w:type="spellEnd"/>
       <w:r>
         <w:t xml:space="preserve"> pour y ajouter mon projet ?</w:t>
+      </w:r>
+    </w:p>
+    <w:p>
+      <w:pPr>
+        <w:pStyle w:val="Paragraphedeliste"/>
+        <w:numPr>
+          <w:ilvl w:val="0"/>
+          <w:numId w:val="2"/>
+        </w:numPr>
+      </w:pPr>
+      <w:r>
+        <w:t xml:space="preserve">Concernant la gestion des mots de passe. Est-ce que vous souhaiteriez que je vous transmette le mot de passe pour la base de données </w:t>
+      </w:r>
+      <w:proofErr w:type="spellStart"/>
+      <w:r>
+        <w:t>Keepass</w:t>
+      </w:r>
+      <w:proofErr w:type="spellEnd"/>
+      <w:r>
+        <w:t>, et si c’est le cas, comment, sachant que ce n’est pas professionnel de le laisser en clair dans la documentation.</w:t>
       </w:r>
     </w:p>
     <w:sectPr>
